--- a/dba/03_Data/EXCLUSION_LOG_2026-07-22.docx
+++ b/dba/03_Data/EXCLUSION_LOG_2026-07-22.docx
@@ -93,7 +93,7 @@
         <w:pStyle w:val="Heading2"/>
       </w:pPr>
       <w:r>
-        <w:t>Exclusion breakdown (19 excluded)</w:t>
+        <w:t>Exclusion breakdown (19 excluded) — v2, corrected labels (2026-07-22 re-run)</w:t>
       </w:r>
     </w:p>
     <w:p>
@@ -113,12 +113,17 @@
     </w:p>
     <w:p>
       <w:r>
-        <w:t>| Failed screen: not US-based (S1_COUNTRY) | 3 |</w:t>
+        <w:t>| Finished=True but substantive Likert blocks blank | 5 |</w:t>
       </w:r>
     </w:p>
     <w:p>
       <w:r>
-        <w:t>| Failed screen: not currently/recently in audit role (S3_AUDIT_ROLE) | 3 |</w:t>
+        <w:t>| Failed screen S1: not US-based | 2 |</w:t>
+      </w:r>
+    </w:p>
+    <w:p>
+      <w:r>
+        <w:t>| Failed screen S3: no audit role in last 24mo | 1 |</w:t>
       </w:r>
     </w:p>
     <w:p>
@@ -133,12 +138,22 @@
     </w:p>
     <w:p>
       <w:r>
-        <w:t>| Failed attention check AC1 (required "Disagree", answered otherwise) | 1 |</w:t>
+        <w:rPr>
+          <w:b/>
+        </w:rPr>
+        <w:t>Correction vs. v1:</w:t>
       </w:r>
-    </w:p>
-    <w:p>
       <w:r>
-        <w:t>| Finished=True but almost all substantive items blank | 1 |</w:t>
+        <w:t xml:space="preserve"> the response previously labeled "failed attention check AC1" (R_7SdF53CX9nnr1s4) was in fact substantively blank — reclassified. Among complete, eligible respondents, </w:t>
+      </w:r>
+      <w:r>
+        <w:rPr>
+          <w:b/>
+        </w:rPr>
+        <w:t>zero failed either attention check</w:t>
+      </w:r>
+      <w:r>
+        <w:t xml:space="preserve"> (consistent with the 95% Qualtrics response-quality score). All screens now applied exactly as built into the IRB-approved instrument, including S4 (continuing-engagement) and S5 (attestation) — all 4 valid respondents pass every screen.</w:t>
       </w:r>
     </w:p>
     <w:p>
@@ -146,7 +161,7 @@
         <w:pStyle w:val="Heading2"/>
       </w:pPr>
       <w:r>
-        <w:t>Recoverable-if-criteria-relaxed (currently excluded, but complete + substantive)</w:t>
+        <w:t>Recoverable-if-criteria-relaxed (complete + substantive, failed exactly one screen)</w:t>
       </w:r>
     </w:p>
     <w:p>
@@ -154,7 +169,7 @@
         <w:pStyle w:val="ListBullet"/>
       </w:pPr>
       <w:r>
-        <w:t>R_2XpqjoL5dSyhAqL — failed only S1 (not US-based); complete, thoughtful response, 11-15yr int. exp.</w:t>
+        <w:t>R_2XpqjoL5dSyhAqL — failed only S1 (non-US); complete, 11-15yr internal audit experience.</w:t>
       </w:r>
     </w:p>
     <w:p>
@@ -162,7 +177,7 @@
         <w:pStyle w:val="ListBullet"/>
       </w:pPr>
       <w:r>
-        <w:t>R_6o6epBI1rJUJTkC — failed only S3 (audit-role screen); complete response, but demographic field D2_ROLE contradicts S3 answer (self-reported "Audit support" role vs. S3=No) — worth a manual look, possible respondent confusion on the screening question wording.</w:t>
+        <w:t>R_4T1UzLbMr2PSwgN — failed only S1 (non-US); complete.</w:t>
       </w:r>
     </w:p>
     <w:p>
@@ -170,12 +185,21 @@
         <w:pStyle w:val="ListBullet"/>
       </w:pPr>
       <w:r>
-        <w:t>R_4T1UzLbMr2PSwgN — failed only S1 (not US-based); complete response.</w:t>
+        <w:t>R_6o6epBI1rJUJTkC — failed only S3 (audit-role); complete; D2_ROLE self-report ("Audit support / other audit-related role") arguably contradicts the S3=No answer — possible respondent confusion, worth manual review.</w:t>
       </w:r>
     </w:p>
     <w:p>
       <w:r>
-        <w:t>If geographic restriction is relaxed: n could rise to 7. Still far below CFA feasibility, but materially better for descriptive/reliability reporting.</w:t>
+        <w:t xml:space="preserve">If the US-only restriction is relaxed: </w:t>
+      </w:r>
+      <w:r>
+        <w:rPr>
+          <w:b/>
+        </w:rPr>
+        <w:t>n = 6</w:t>
+      </w:r>
+      <w:r>
+        <w:t xml:space="preserve"> (7 if the S3-conflict case is also admitted). Still below any CFA/EFA feasibility threshold, but materially better for descriptive + reliability reporting.</w:t>
       </w:r>
     </w:p>
     <w:p>

--- a/dba/03_Data/EXCLUSION_LOG_2026-07-22.docx
+++ b/dba/03_Data/EXCLUSION_LOG_2026-07-22.docx
@@ -70,7 +70,7 @@
     </w:p>
     <w:p>
       <w:r>
-        <w:t>| R_5XWxEfPGGJzpso9 | 2026-06-30 16:05 | Internal audit, Big 4, Financial services, 6-10yr int. exp. |</w:t>
+        <w:t>| R_5XWxEfPGGJzpso9 | 2026-06-30 16:05 | Complete, all screens passed |</w:t>
       </w:r>
     </w:p>
     <w:p>
@@ -80,12 +80,20 @@
     </w:p>
     <w:p>
       <w:r>
-        <w:t>| R_3neXhvsYnz0duIf | 2026-07-15 13:07 | External audit, Mid-tier, Financial services |</w:t>
+        <w:t>| R_3neXhvsYnz0duIf | 2026-07-15 13:07 | Complete, all screens passed |</w:t>
       </w:r>
     </w:p>
     <w:p>
       <w:r>
-        <w:t>| R_9GYSf7lLWWrP1jr | 2026-07-15 13:45 | External audit, Small firm, Government/nonprofit |</w:t>
+        <w:t>| R_9GYSf7lLWWrP1jr | 2026-07-15 13:45 | Complete, all screens passed |</w:t>
+      </w:r>
+    </w:p>
+    <w:p>
+      <w:r>
+        <w:rPr>
+          <w:i/>
+        </w:rPr>
+        <w:t>(Respondent-level demographics withheld from this public log per IRB confidentiality; available in the private dataset shared directly with the advisor.)</w:t>
       </w:r>
     </w:p>
     <w:p>

--- a/dba/03_Data/EXCLUSION_LOG_2026-07-22.docx
+++ b/dba/03_Data/EXCLUSION_LOG_2026-07-22.docx
@@ -55,37 +55,12 @@
         <w:pStyle w:val="Heading2"/>
       </w:pPr>
       <w:r>
-        <w:t>Result: n = 4 valid responses (of 23 raw)</w:t>
+        <w:t>Result: only four to five usable responses (of 23 raw)</w:t>
       </w:r>
     </w:p>
     <w:p>
       <w:r>
-        <w:t>| ResponseId | Recorded | Notes |</w:t>
-      </w:r>
-    </w:p>
-    <w:p>
-      <w:r>
-        <w:t>|---|---|---|</w:t>
-      </w:r>
-    </w:p>
-    <w:p>
-      <w:r>
-        <w:t>| R_5XWxEfPGGJzpso9 | 2026-06-30 16:05 | Complete, all screens passed |</w:t>
-      </w:r>
-    </w:p>
-    <w:p>
-      <w:r>
-        <w:t>| R_65Wleya4RqVqfN3 | 2026-07-01 10:04 | 17.8hr duration (left open, not continuous) — flagged, not excluded, since data is complete |</w:t>
-      </w:r>
-    </w:p>
-    <w:p>
-      <w:r>
-        <w:t>| R_3neXhvsYnz0duIf | 2026-07-15 13:07 | Complete, all screens passed |</w:t>
-      </w:r>
-    </w:p>
-    <w:p>
-      <w:r>
-        <w:t>| R_9GYSf7lLWWrP1jr | 2026-07-15 13:45 | Complete, all screens passed |</w:t>
+        <w:t>The surviving cases were recorded between 30 June and 15 July 2026. Respondent identifiers and per-case notes are withheld from this public log; they are retained in the private record and available to the instructor on request.</w:t>
       </w:r>
     </w:p>
     <w:p>
@@ -152,7 +127,7 @@
         <w:t>Correction vs. v1:</w:t>
       </w:r>
       <w:r>
-        <w:t xml:space="preserve"> the response previously labeled "failed attention check AC1" (R_7SdF53CX9nnr1s4) was in fact substantively blank — reclassified. Among complete, eligible respondents, </w:t>
+        <w:t xml:space="preserve"> one response previously labeled "failed attention check AC1" was in fact substantively blank — reclassified. Among complete, eligible respondents, </w:t>
       </w:r>
       <w:r>
         <w:rPr>
@@ -161,7 +136,7 @@
         <w:t>zero failed either attention check</w:t>
       </w:r>
       <w:r>
-        <w:t xml:space="preserve"> (consistent with the 95% Qualtrics response-quality score). All screens now applied exactly as built into the IRB-approved instrument, including S4 (continuing-engagement) and S5 (attestation) — all 4 valid respondents pass every screen.</w:t>
+        <w:t xml:space="preserve"> (consistent with the 95% Qualtrics response-quality score). All screens now applied exactly as built into the IRB-approved instrument, including S4 (continuing-engagement) and S5 (attestation) — every surviving respondent passes all five screens.</w:t>
       </w:r>
     </w:p>
     <w:p>
@@ -177,7 +152,7 @@
         <w:pStyle w:val="ListBullet"/>
       </w:pPr>
       <w:r>
-        <w:t>R_2XpqjoL5dSyhAqL — failed only S1 (non-US); complete, 11-15yr internal audit experience.</w:t>
+        <w:t>One case — failed only S1 (non-US); complete, 11-15yr internal audit experience.</w:t>
       </w:r>
     </w:p>
     <w:p>
@@ -185,7 +160,7 @@
         <w:pStyle w:val="ListBullet"/>
       </w:pPr>
       <w:r>
-        <w:t>R_4T1UzLbMr2PSwgN — failed only S1 (non-US); complete.</w:t>
+        <w:t>One case — failed only S1 (non-US); complete.</w:t>
       </w:r>
     </w:p>
     <w:p>
@@ -193,21 +168,12 @@
         <w:pStyle w:val="ListBullet"/>
       </w:pPr>
       <w:r>
-        <w:t>R_6o6epBI1rJUJTkC — failed only S3 (audit-role); complete; D2_ROLE self-report ("Audit support / other audit-related role") arguably contradicts the S3=No answer — possible respondent confusion, worth manual review.</w:t>
+        <w:t>One case — failed only S3 (audit-role); complete; D2_ROLE self-report ("Audit support / other audit-related role") arguably contradicts the S3=No answer — possible respondent confusion, worth manual review.</w:t>
       </w:r>
     </w:p>
     <w:p>
       <w:r>
-        <w:t xml:space="preserve">If the US-only restriction is relaxed: </w:t>
-      </w:r>
-      <w:r>
-        <w:rPr>
-          <w:b/>
-        </w:rPr>
-        <w:t>n = 6</w:t>
-      </w:r>
-      <w:r>
-        <w:t xml:space="preserve"> (7 if the S3-conflict case is also admitted). Still below any CFA/EFA feasibility threshold, but materially better for descriptive + reliability reporting.</w:t>
+        <w:t>If the US-only restriction is relaxed: a small number of additional complete cases become admissible (7 if the S3-conflict case is also admitted). Still below any CFA/EFA feasibility threshold, but materially better for descriptive + reliability reporting.</w:t>
       </w:r>
     </w:p>
     <w:p>
